--- a/Коммерческое предложение.docx
+++ b/Коммерческое предложение.docx
@@ -310,7 +310,7 @@
                     <w:lang w:eastAsia="ru-RU"/>
                   </w:rPr>
                 </w:pPr>
-                <w:bookmarkStart w:id="1" w:name="Num"/>
+                <w:bookmarkStart w:id="23" w:name="Num"/>
                 <w:r>
                   <w:rPr>
                     <w:rFonts w:ascii="Arial" w:eastAsia="Times New Roman" w:hAnsi="Arial" w:cs="Arial"/>
@@ -320,7 +320,7 @@
                   </w:rPr>
                   <w:t>__/1 от __.__.2026</w:t>
                 </w:r>
-                <w:bookmarkEnd w:id="1"/>
+                <w:bookmarkEnd w:id="23"/>
               </w:p>
             </w:tc>
           </w:tr>
@@ -386,8 +386,8 @@
                     <w:lang w:eastAsia="ru-RU"/>
                   </w:rPr>
                 </w:pPr>
-                <w:bookmarkStart w:id="2" w:name="Customer"/>
-                <w:bookmarkEnd w:id="2"/>
+                <w:bookmarkStart w:id="24" w:name="Customer"/>
+                <w:bookmarkEnd w:id="24"/>
               </w:p>
             </w:tc>
           </w:tr>
@@ -453,8 +453,8 @@
                     <w:lang w:eastAsia="ru-RU"/>
                   </w:rPr>
                 </w:pPr>
-                <w:bookmarkStart w:id="3" w:name="Object"/>
-                <w:bookmarkEnd w:id="3"/>
+                <w:bookmarkStart w:id="25" w:name="Object"/>
+                <w:bookmarkEnd w:id="25"/>
               </w:p>
             </w:tc>
           </w:tr>
@@ -520,97 +520,17 @@
                     <w:lang w:eastAsia="ru-RU"/>
                   </w:rPr>
                 </w:pPr>
+                <w:bookmarkStart w:id="29" w:name="Subject"/>
                 <w:r>
                   <w:rPr>
                     <w:rFonts w:ascii="Arial" w:eastAsia="Times New Roman" w:hAnsi="Arial" w:cs="Arial"/>
                     <w:sz w:val="20"/>
                     <w:szCs w:val="20"/>
-                    <w:lang w:eastAsia="ru-RU"/>
+                    <w:lang w:val="en-US" w:eastAsia="ru-RU"/>
                   </w:rPr>
-                  <w:t xml:space="preserve">Поставка оборудования </w:t>
+                  <w:t>Поставка оборудования и выполнение работ по созданию АСУ ТП на базе программно-технического комплекса АРКС400</w:t>
                 </w:r>
-                <w:r>
-                  <w:rPr>
-                    <w:rFonts w:ascii="Arial" w:eastAsia="Times New Roman" w:hAnsi="Arial" w:cs="Arial"/>
-                    <w:sz w:val="20"/>
-                    <w:szCs w:val="20"/>
-                    <w:highlight w:val="yellow"/>
-                    <w:lang w:eastAsia="ru-RU"/>
-                  </w:rPr>
-                  <w:t>и выполнение работ по созданию</w:t>
-                </w:r>
-                <w:r>
-                  <w:rPr>
-                    <w:rFonts w:ascii="Arial" w:eastAsia="Times New Roman" w:hAnsi="Arial" w:cs="Arial"/>
-                    <w:sz w:val="20"/>
-                    <w:szCs w:val="20"/>
-                    <w:lang w:eastAsia="ru-RU"/>
-                  </w:rPr>
-                  <w:t xml:space="preserve"> </w:t>
-                </w:r>
-                <w:r>
-                  <w:rPr>
-                    <w:rFonts w:ascii="Arial" w:eastAsia="Times New Roman" w:hAnsi="Arial" w:cs="Arial"/>
-                    <w:sz w:val="20"/>
-                    <w:szCs w:val="20"/>
-                    <w:lang w:eastAsia="ru-RU"/>
-                  </w:rPr>
-                  <w:t xml:space="preserve">АСУ ТП на базе </w:t>
-                </w:r>
-                <w:r>
-                  <w:rPr>
-                    <w:rFonts w:ascii="Arial" w:eastAsia="Times New Roman" w:hAnsi="Arial" w:cs="Arial"/>
-                    <w:sz w:val="20"/>
-                    <w:szCs w:val="20"/>
-                    <w:lang w:eastAsia="ru-RU"/>
-                  </w:rPr>
-                  <w:t>п</w:t>
-                </w:r>
-                <w:r>
-                  <w:rPr>
-                    <w:rFonts w:ascii="Arial" w:eastAsia="Times New Roman" w:hAnsi="Arial" w:cs="Arial"/>
-                    <w:sz w:val="20"/>
-                    <w:szCs w:val="20"/>
-                    <w:lang w:eastAsia="ru-RU"/>
-                  </w:rPr>
-                  <w:t>рограммно-техническ</w:t>
-                </w:r>
-                <w:r>
-                  <w:rPr>
-                    <w:rFonts w:ascii="Arial" w:eastAsia="Times New Roman" w:hAnsi="Arial" w:cs="Arial"/>
-                    <w:sz w:val="20"/>
-                    <w:szCs w:val="20"/>
-                    <w:lang w:eastAsia="ru-RU"/>
-                  </w:rPr>
-                  <w:t>ого</w:t>
-                </w:r>
-                <w:r>
-                  <w:rPr>
-                    <w:rFonts w:ascii="Arial" w:eastAsia="Times New Roman" w:hAnsi="Arial" w:cs="Arial"/>
-                    <w:sz w:val="20"/>
-                    <w:szCs w:val="20"/>
-                    <w:lang w:eastAsia="ru-RU"/>
-                  </w:rPr>
-                  <w:t xml:space="preserve"> комплекс</w:t>
-                </w:r>
-                <w:r>
-                  <w:rPr>
-                    <w:rFonts w:ascii="Arial" w:eastAsia="Times New Roman" w:hAnsi="Arial" w:cs="Arial"/>
-                    <w:sz w:val="20"/>
-                    <w:szCs w:val="20"/>
-                    <w:lang w:eastAsia="ru-RU"/>
-                  </w:rPr>
-                  <w:t>а</w:t>
-                </w:r>
-                <w:r>
-                  <w:rPr>
-                    <w:rFonts w:ascii="Arial" w:eastAsia="Times New Roman" w:hAnsi="Arial" w:cs="Arial"/>
-                    <w:sz w:val="20"/>
-                    <w:szCs w:val="20"/>
-                    <w:lang w:eastAsia="ru-RU"/>
-                  </w:rPr>
-                  <w:t xml:space="preserve"> АРКС400</w:t>
-                </w:r>
+                <w:bookmarkEnd w:id="29"/>
               </w:p>
             </w:tc>
           </w:tr>
@@ -4035,9 +3955,8 @@
                 <w:lang w:eastAsia="ru-RU"/>
               </w:rPr>
             </w:pPr>
-            <w:bookmarkStart w:id="27" w:name="Spec_Table"/>
-            <w:bookmarkEnd w:id="23"/>
-            <w:bookmarkEnd w:id="27"/>
+            <w:bookmarkStart w:id="26" w:name="Spec_Table"/>
+            <w:bookmarkEnd w:id="26"/>
             <w:r>
               <w:rPr>
                 <w:rFonts w:ascii="Arial" w:eastAsia="Times New Roman" w:hAnsi="Arial" w:cs="Arial"/>
@@ -5670,7 +5589,6 @@
           </w:p>
         </w:tc>
       </w:tr>
-      <w:bookmarkEnd w:id="29"/>
       <w:tr>
         <w:trPr>
           <w:trHeight w:val="300"/>
@@ -31043,7 +30961,7 @@
           <w:b/>
           <w:szCs w:val="24"/>
         </w:rPr>
-        <w:t xml:space="preserve">римечания к Приложению </w:t>
+        <w:t xml:space="preserve">Примечания к Приложению </w:t>
       </w:r>
       <w:r>
         <w:rPr>
@@ -31171,9 +31089,6 @@
         </w:rPr>
       </w:pPr>
       <w:bookmarkStart w:id="30" w:name="_Toc97039653"/>
-      <w:bookmarkEnd w:id="24"/>
-      <w:bookmarkEnd w:id="25"/>
-      <w:bookmarkEnd w:id="26"/>
       <w:r>
         <w:rPr>
           <w:rFonts w:ascii="Arial" w:eastAsia="Calibri" w:hAnsi="Arial" w:cs="Arial"/>
@@ -38378,7 +38293,7 @@
             </w:rPr>
             <w:t xml:space="preserve">Коммерческое предложение </w:t>
           </w:r>
-          <w:bookmarkStart w:id="22" w:name="HeaderNum"/>
+          <w:bookmarkStart w:id="1000" w:name="HeaderNum"/>
           <w:r>
             <w:rPr>
               <w:color w:val="999999"/>
@@ -38386,7 +38301,7 @@
             </w:rPr>
             <w:t>№_/1 от ..2026</w:t>
           </w:r>
-          <w:bookmarkEnd w:id="22"/>
+          <w:bookmarkEnd w:id="1000"/>
         </w:p>
       </w:tc>
     </w:tr>
